--- a/СW_1-4_ТВ-41_Джулай Макар Олександрович.docx
+++ b/СW_1-4_ТВ-41_Джулай Макар Олександрович.docx
@@ -825,27 +825,7 @@
             <w:szCs w:val="20"/>
             <w:lang w:val="en-US"/>
           </w:rPr>
-          <w:t>WEB-KUR</w:t>
-        </w:r>
-        <w:r>
-          <w:rPr>
-            <w:rStyle w:val="aa"/>
-            <w:rFonts w:eastAsia="Times New Roman" w:cs="Times New Roman"/>
-            <w:sz w:val="20"/>
-            <w:szCs w:val="20"/>
-            <w:lang w:val="en-US"/>
-          </w:rPr>
-          <w:t>S</w:t>
-        </w:r>
-        <w:r>
-          <w:rPr>
-            <w:rStyle w:val="aa"/>
-            <w:rFonts w:eastAsia="Times New Roman" w:cs="Times New Roman"/>
-            <w:sz w:val="20"/>
-            <w:szCs w:val="20"/>
-            <w:lang w:val="en-US"/>
-          </w:rPr>
-          <w:t>OVA</w:t>
+          <w:t>WEB-KURSOVA</w:t>
         </w:r>
       </w:hyperlink>
       <w:r>
@@ -5421,7 +5401,6 @@
               <w:rFonts w:asciiTheme="minorHAnsi" w:eastAsiaTheme="minorEastAsia" w:hAnsiTheme="minorHAnsi"/>
               <w:noProof/>
               <w:sz w:val="22"/>
-              <w:lang/>
             </w:rPr>
           </w:pPr>
           <w:r>
@@ -5516,7 +5495,6 @@
               <w:rFonts w:asciiTheme="minorHAnsi" w:eastAsiaTheme="minorEastAsia" w:hAnsiTheme="minorHAnsi"/>
               <w:noProof/>
               <w:sz w:val="22"/>
-              <w:lang/>
             </w:rPr>
           </w:pPr>
           <w:hyperlink w:anchor="_Toc224489484" w:history="1">
@@ -5590,7 +5568,6 @@
               <w:rFonts w:asciiTheme="minorHAnsi" w:eastAsiaTheme="minorEastAsia" w:hAnsiTheme="minorHAnsi"/>
               <w:noProof/>
               <w:sz w:val="22"/>
-              <w:lang/>
             </w:rPr>
           </w:pPr>
           <w:hyperlink w:anchor="_Toc224489485" w:history="1">
@@ -5608,7 +5585,6 @@
                 <w:rFonts w:asciiTheme="minorHAnsi" w:eastAsiaTheme="minorEastAsia" w:hAnsiTheme="minorHAnsi"/>
                 <w:noProof/>
                 <w:sz w:val="22"/>
-                <w:lang/>
               </w:rPr>
               <w:tab/>
             </w:r>
@@ -5681,7 +5657,6 @@
               <w:rFonts w:asciiTheme="minorHAnsi" w:eastAsiaTheme="minorEastAsia" w:hAnsiTheme="minorHAnsi"/>
               <w:noProof/>
               <w:sz w:val="22"/>
-              <w:lang/>
             </w:rPr>
           </w:pPr>
           <w:hyperlink w:anchor="_Toc224489486" w:history="1">
@@ -5754,7 +5729,6 @@
               <w:rFonts w:asciiTheme="minorHAnsi" w:eastAsiaTheme="minorEastAsia" w:hAnsiTheme="minorHAnsi"/>
               <w:noProof/>
               <w:sz w:val="22"/>
-              <w:lang/>
             </w:rPr>
           </w:pPr>
           <w:hyperlink w:anchor="_Toc224489487" w:history="1">
@@ -5827,7 +5801,6 @@
               <w:rFonts w:asciiTheme="minorHAnsi" w:eastAsiaTheme="minorEastAsia" w:hAnsiTheme="minorHAnsi"/>
               <w:noProof/>
               <w:sz w:val="22"/>
-              <w:lang/>
             </w:rPr>
           </w:pPr>
           <w:hyperlink w:anchor="_Toc224489488" w:history="1">
@@ -5916,7 +5889,6 @@
               <w:rFonts w:asciiTheme="minorHAnsi" w:eastAsiaTheme="minorEastAsia" w:hAnsiTheme="minorHAnsi"/>
               <w:noProof/>
               <w:sz w:val="22"/>
-              <w:lang/>
             </w:rPr>
           </w:pPr>
           <w:hyperlink w:anchor="_Toc224489489" w:history="1">
@@ -5989,7 +5961,6 @@
               <w:rFonts w:asciiTheme="minorHAnsi" w:eastAsiaTheme="minorEastAsia" w:hAnsiTheme="minorHAnsi"/>
               <w:noProof/>
               <w:sz w:val="22"/>
-              <w:lang/>
             </w:rPr>
           </w:pPr>
           <w:hyperlink w:anchor="_Toc224489490" w:history="1">
@@ -6062,7 +6033,6 @@
               <w:rFonts w:asciiTheme="minorHAnsi" w:eastAsiaTheme="minorEastAsia" w:hAnsiTheme="minorHAnsi"/>
               <w:noProof/>
               <w:sz w:val="22"/>
-              <w:lang/>
             </w:rPr>
           </w:pPr>
           <w:hyperlink w:anchor="_Toc224489491" w:history="1">
@@ -6135,7 +6105,6 @@
               <w:rFonts w:asciiTheme="minorHAnsi" w:eastAsiaTheme="minorEastAsia" w:hAnsiTheme="minorHAnsi"/>
               <w:noProof/>
               <w:sz w:val="22"/>
-              <w:lang/>
             </w:rPr>
           </w:pPr>
           <w:hyperlink w:anchor="_Toc224489492" w:history="1">
@@ -6208,7 +6177,6 @@
               <w:rFonts w:asciiTheme="minorHAnsi" w:eastAsiaTheme="minorEastAsia" w:hAnsiTheme="minorHAnsi"/>
               <w:noProof/>
               <w:sz w:val="22"/>
-              <w:lang/>
             </w:rPr>
           </w:pPr>
           <w:hyperlink w:anchor="_Toc224489493" w:history="1">
@@ -6282,7 +6250,6 @@
               <w:rFonts w:asciiTheme="minorHAnsi" w:eastAsiaTheme="minorEastAsia" w:hAnsiTheme="minorHAnsi"/>
               <w:noProof/>
               <w:sz w:val="22"/>
-              <w:lang/>
             </w:rPr>
           </w:pPr>
           <w:hyperlink w:anchor="_Toc224489494" w:history="1">
@@ -6356,7 +6323,6 @@
               <w:rFonts w:asciiTheme="minorHAnsi" w:eastAsiaTheme="minorEastAsia" w:hAnsiTheme="minorHAnsi"/>
               <w:noProof/>
               <w:sz w:val="22"/>
-              <w:lang/>
             </w:rPr>
           </w:pPr>
           <w:hyperlink w:anchor="_Toc224489495" w:history="1">
@@ -6429,7 +6395,6 @@
               <w:rFonts w:asciiTheme="minorHAnsi" w:eastAsiaTheme="minorEastAsia" w:hAnsiTheme="minorHAnsi"/>
               <w:noProof/>
               <w:sz w:val="22"/>
-              <w:lang/>
             </w:rPr>
           </w:pPr>
           <w:hyperlink w:anchor="_Toc224489496" w:history="1">
@@ -6502,7 +6467,6 @@
               <w:rFonts w:asciiTheme="minorHAnsi" w:eastAsiaTheme="minorEastAsia" w:hAnsiTheme="minorHAnsi"/>
               <w:noProof/>
               <w:sz w:val="22"/>
-              <w:lang/>
             </w:rPr>
           </w:pPr>
           <w:hyperlink w:anchor="_Toc224489497" w:history="1">
@@ -6575,7 +6539,6 @@
               <w:rFonts w:asciiTheme="minorHAnsi" w:eastAsiaTheme="minorEastAsia" w:hAnsiTheme="minorHAnsi"/>
               <w:noProof/>
               <w:sz w:val="22"/>
-              <w:lang/>
             </w:rPr>
           </w:pPr>
           <w:hyperlink w:anchor="_Toc224489498" w:history="1">
@@ -6679,7 +6642,6 @@
               <w:rFonts w:asciiTheme="minorHAnsi" w:eastAsiaTheme="minorEastAsia" w:hAnsiTheme="minorHAnsi"/>
               <w:noProof/>
               <w:sz w:val="22"/>
-              <w:lang/>
             </w:rPr>
           </w:pPr>
           <w:hyperlink w:anchor="_Toc224489499" w:history="1">
@@ -6762,7 +6724,6 @@
               <w:rFonts w:asciiTheme="minorHAnsi" w:eastAsiaTheme="minorEastAsia" w:hAnsiTheme="minorHAnsi"/>
               <w:noProof/>
               <w:sz w:val="22"/>
-              <w:lang/>
             </w:rPr>
           </w:pPr>
           <w:hyperlink w:anchor="_Toc224489500" w:history="1">
@@ -6836,7 +6797,6 @@
               <w:rFonts w:asciiTheme="minorHAnsi" w:eastAsiaTheme="minorEastAsia" w:hAnsiTheme="minorHAnsi"/>
               <w:noProof/>
               <w:sz w:val="22"/>
-              <w:lang/>
             </w:rPr>
           </w:pPr>
           <w:hyperlink w:anchor="_Toc224489501" w:history="1">
@@ -6910,7 +6870,6 @@
               <w:rFonts w:asciiTheme="minorHAnsi" w:eastAsiaTheme="minorEastAsia" w:hAnsiTheme="minorHAnsi"/>
               <w:noProof/>
               <w:sz w:val="22"/>
-              <w:lang/>
             </w:rPr>
           </w:pPr>
           <w:hyperlink w:anchor="_Toc224489502" w:history="1">
@@ -9347,12 +9306,88 @@
       </w:pPr>
       <w:r>
         <w:rPr>
+          <w:noProof/>
+        </w:rPr>
+        <w:drawing>
+          <wp:anchor distT="0" distB="0" distL="114300" distR="114300" simplePos="0" relativeHeight="251674624" behindDoc="1" locked="0" layoutInCell="1" allowOverlap="1" wp14:anchorId="7F6A35C9" wp14:editId="38C08955">
+            <wp:simplePos x="0" y="0"/>
+            <wp:positionH relativeFrom="page">
+              <wp:align>center</wp:align>
+            </wp:positionH>
+            <wp:positionV relativeFrom="paragraph">
+              <wp:posOffset>386715</wp:posOffset>
+            </wp:positionV>
+            <wp:extent cx="7095490" cy="3248025"/>
+            <wp:effectExtent l="0" t="0" r="0" b="9525"/>
+            <wp:wrapTight wrapText="bothSides">
+              <wp:wrapPolygon edited="0">
+                <wp:start x="0" y="0"/>
+                <wp:lineTo x="0" y="21537"/>
+                <wp:lineTo x="21515" y="21537"/>
+                <wp:lineTo x="21515" y="0"/>
+                <wp:lineTo x="0" y="0"/>
+              </wp:wrapPolygon>
+            </wp:wrapTight>
+            <wp:docPr id="2" name="Рисунок 2"/>
+            <wp:cNvGraphicFramePr>
+              <a:graphicFrameLocks xmlns:a="http://schemas.openxmlformats.org/drawingml/2006/main" noChangeAspect="1"/>
+            </wp:cNvGraphicFramePr>
+            <a:graphic xmlns:a="http://schemas.openxmlformats.org/drawingml/2006/main">
+              <a:graphicData uri="http://schemas.openxmlformats.org/drawingml/2006/picture">
+                <pic:pic xmlns:pic="http://schemas.openxmlformats.org/drawingml/2006/picture">
+                  <pic:nvPicPr>
+                    <pic:cNvPr id="1" name=""/>
+                    <pic:cNvPicPr/>
+                  </pic:nvPicPr>
+                  <pic:blipFill>
+                    <a:blip r:embed="rId13" cstate="print">
+                      <a:extLst>
+                        <a:ext uri="{28A0092B-C50C-407E-A947-70E740481C1C}">
+                          <a14:useLocalDpi xmlns:a14="http://schemas.microsoft.com/office/drawing/2010/main" val="0"/>
+                        </a:ext>
+                      </a:extLst>
+                    </a:blip>
+                    <a:stretch>
+                      <a:fillRect/>
+                    </a:stretch>
+                  </pic:blipFill>
+                  <pic:spPr>
+                    <a:xfrm>
+                      <a:off x="0" y="0"/>
+                      <a:ext cx="7095490" cy="3248025"/>
+                    </a:xfrm>
+                    <a:prstGeom prst="rect">
+                      <a:avLst/>
+                    </a:prstGeom>
+                  </pic:spPr>
+                </pic:pic>
+              </a:graphicData>
+            </a:graphic>
+            <wp14:sizeRelH relativeFrom="page">
+              <wp14:pctWidth>0</wp14:pctWidth>
+            </wp14:sizeRelH>
+            <wp14:sizeRelV relativeFrom="page">
+              <wp14:pctHeight>0</wp14:pctHeight>
+            </wp14:sizeRelV>
+          </wp:anchor>
+        </w:drawing>
+      </w:r>
+      <w:r>
+        <w:rPr>
           <w:rStyle w:val="citation-568"/>
         </w:rPr>
         <w:t>Редактор глобальних категорій</w:t>
       </w:r>
       <w:r>
         <w:t>.</w:t>
+      </w:r>
+    </w:p>
+    <w:p>
+      <w:pPr>
+        <w:jc w:val="center"/>
+      </w:pPr>
+      <w:r>
+        <w:t>Рисунок 2.1 – Схематичне розташування елементів навігації та пунктів меню.</w:t>
       </w:r>
     </w:p>
     <w:p>
@@ -9393,7 +9428,11 @@
         <w:ind w:firstLine="709"/>
       </w:pPr>
       <w:r>
-        <w:t>Особливе місце займає розділ «Аналітика». При переході до нього користувач бачить агреговані дані. Модуль автоматично групує події за категоріями («Робота», «Навчання», «Відпочинок») та виводить середній час, витрачений на кожну з них протягом вказаного періоду. Це дозволяє користувачу оцінити ефективність свого планування.</w:t>
+        <w:t xml:space="preserve">Особливе місце займає розділ «Аналітика». При переході до нього користувач бачить агреговані дані. Модуль автоматично групує події за категоріями («Робота», «Навчання», «Відпочинок») та виводить середній час, витрачений на кожну з них </w:t>
+      </w:r>
+      <w:r>
+        <w:lastRenderedPageBreak/>
+        <w:t>протягом вказаного періоду. Це дозволяє користувачу оцінити ефективність свого планування.</w:t>
       </w:r>
     </w:p>
     <w:p>
@@ -9412,6 +9451,86 @@
       <w:r>
         <w:t>-нагадувань. Система автоматично інтегрує ці дані в модуль сповіщень, який ініціює відправку листів через SMTP-сервіс, про який йшлося у архітектурному описі системи.</w:t>
       </w:r>
+    </w:p>
+    <w:p>
+      <w:pPr>
+        <w:spacing w:after="0" w:line="360" w:lineRule="auto"/>
+      </w:pPr>
+    </w:p>
+    <w:p>
+      <w:pPr>
+        <w:spacing w:after="0" w:line="360" w:lineRule="auto"/>
+      </w:pPr>
+    </w:p>
+    <w:p>
+      <w:pPr>
+        <w:spacing w:after="0" w:line="360" w:lineRule="auto"/>
+      </w:pPr>
+    </w:p>
+    <w:p>
+      <w:pPr>
+        <w:spacing w:after="0" w:line="360" w:lineRule="auto"/>
+      </w:pPr>
+    </w:p>
+    <w:p>
+      <w:pPr>
+        <w:spacing w:after="0" w:line="360" w:lineRule="auto"/>
+      </w:pPr>
+    </w:p>
+    <w:p>
+      <w:pPr>
+        <w:spacing w:after="0" w:line="360" w:lineRule="auto"/>
+      </w:pPr>
+    </w:p>
+    <w:p>
+      <w:pPr>
+        <w:spacing w:after="0" w:line="360" w:lineRule="auto"/>
+      </w:pPr>
+    </w:p>
+    <w:p>
+      <w:pPr>
+        <w:spacing w:after="0" w:line="360" w:lineRule="auto"/>
+      </w:pPr>
+    </w:p>
+    <w:p>
+      <w:pPr>
+        <w:spacing w:after="0" w:line="360" w:lineRule="auto"/>
+      </w:pPr>
+    </w:p>
+    <w:p>
+      <w:pPr>
+        <w:spacing w:after="0" w:line="360" w:lineRule="auto"/>
+      </w:pPr>
+    </w:p>
+    <w:p>
+      <w:pPr>
+        <w:spacing w:after="0" w:line="360" w:lineRule="auto"/>
+      </w:pPr>
+    </w:p>
+    <w:p>
+      <w:pPr>
+        <w:spacing w:after="0" w:line="360" w:lineRule="auto"/>
+      </w:pPr>
+    </w:p>
+    <w:p>
+      <w:pPr>
+        <w:spacing w:after="0" w:line="360" w:lineRule="auto"/>
+      </w:pPr>
+    </w:p>
+    <w:p>
+      <w:pPr>
+        <w:spacing w:after="0" w:line="360" w:lineRule="auto"/>
+      </w:pPr>
+    </w:p>
+    <w:p>
+      <w:pPr>
+        <w:spacing w:after="0" w:line="360" w:lineRule="auto"/>
+      </w:pPr>
+    </w:p>
+    <w:p>
+      <w:pPr>
+        <w:spacing w:after="0" w:line="360" w:lineRule="auto"/>
+      </w:pPr>
     </w:p>
     <w:p>
       <w:pPr>
@@ -9907,6 +10026,74 @@
       </w:pPr>
       <w:r>
         <w:rPr>
+          <w:noProof/>
+        </w:rPr>
+        <w:drawing>
+          <wp:anchor distT="0" distB="0" distL="114300" distR="114300" simplePos="0" relativeHeight="251675648" behindDoc="1" locked="0" layoutInCell="1" allowOverlap="1" wp14:anchorId="540B2219" wp14:editId="04E1B937">
+            <wp:simplePos x="0" y="0"/>
+            <wp:positionH relativeFrom="page">
+              <wp:align>center</wp:align>
+            </wp:positionH>
+            <wp:positionV relativeFrom="paragraph">
+              <wp:posOffset>913765</wp:posOffset>
+            </wp:positionV>
+            <wp:extent cx="4152900" cy="4441825"/>
+            <wp:effectExtent l="0" t="0" r="0" b="0"/>
+            <wp:wrapTight wrapText="bothSides">
+              <wp:wrapPolygon edited="0">
+                <wp:start x="0" y="0"/>
+                <wp:lineTo x="0" y="21492"/>
+                <wp:lineTo x="21501" y="21492"/>
+                <wp:lineTo x="21501" y="0"/>
+                <wp:lineTo x="0" y="0"/>
+              </wp:wrapPolygon>
+            </wp:wrapTight>
+            <wp:docPr id="3" name="Рисунок 3"/>
+            <wp:cNvGraphicFramePr>
+              <a:graphicFrameLocks xmlns:a="http://schemas.openxmlformats.org/drawingml/2006/main" noChangeAspect="1"/>
+            </wp:cNvGraphicFramePr>
+            <a:graphic xmlns:a="http://schemas.openxmlformats.org/drawingml/2006/main">
+              <a:graphicData uri="http://schemas.openxmlformats.org/drawingml/2006/picture">
+                <pic:pic xmlns:pic="http://schemas.openxmlformats.org/drawingml/2006/picture">
+                  <pic:nvPicPr>
+                    <pic:cNvPr id="1" name=""/>
+                    <pic:cNvPicPr/>
+                  </pic:nvPicPr>
+                  <pic:blipFill>
+                    <a:blip r:embed="rId14">
+                      <a:extLst>
+                        <a:ext uri="{28A0092B-C50C-407E-A947-70E740481C1C}">
+                          <a14:useLocalDpi xmlns:a14="http://schemas.microsoft.com/office/drawing/2010/main" val="0"/>
+                        </a:ext>
+                      </a:extLst>
+                    </a:blip>
+                    <a:stretch>
+                      <a:fillRect/>
+                    </a:stretch>
+                  </pic:blipFill>
+                  <pic:spPr>
+                    <a:xfrm>
+                      <a:off x="0" y="0"/>
+                      <a:ext cx="4152900" cy="4441825"/>
+                    </a:xfrm>
+                    <a:prstGeom prst="rect">
+                      <a:avLst/>
+                    </a:prstGeom>
+                  </pic:spPr>
+                </pic:pic>
+              </a:graphicData>
+            </a:graphic>
+            <wp14:sizeRelH relativeFrom="page">
+              <wp14:pctWidth>0</wp14:pctWidth>
+            </wp14:sizeRelH>
+            <wp14:sizeRelV relativeFrom="page">
+              <wp14:pctHeight>0</wp14:pctHeight>
+            </wp14:sizeRelV>
+          </wp:anchor>
+        </w:drawing>
+      </w:r>
+      <w:r>
+        <w:rPr>
           <w:b/>
           <w:bCs/>
         </w:rPr>
@@ -10038,11 +10225,17 @@
     </w:p>
     <w:p>
       <w:pPr>
-        <w:spacing w:after="0" w:line="360" w:lineRule="auto"/>
+        <w:jc w:val="center"/>
         <w:rPr>
           <w:szCs w:val="28"/>
         </w:rPr>
       </w:pPr>
+      <w:r>
+        <w:t>Рисунок 3.1-</w:t>
+      </w:r>
+      <w:r>
+        <w:t>Макет сторінки авторизації користувача</w:t>
+      </w:r>
     </w:p>
     <w:p>
       <w:pPr>
@@ -12445,7 +12638,7 @@
                     <pic:cNvPicPr/>
                   </pic:nvPicPr>
                   <pic:blipFill>
-                    <a:blip r:embed="rId13">
+                    <a:blip r:embed="rId15">
                       <a:extLst>
                         <a:ext uri="{28A0092B-C50C-407E-A947-70E740481C1C}">
                           <a14:useLocalDpi xmlns:a14="http://schemas.microsoft.com/office/drawing/2010/main" val="0"/>
